--- a/spa/docx/20.content.docx
+++ b/spa/docx/20.content.docx
@@ -11,6 +11,15 @@
         <w:pStyle w:val="Heading2"/>
       </w:pPr>
       <w:r>
+        <w:t>Resource: Notas de Estudio (Tyndale)</w:t>
+      </w:r>
+      <w:r/>
+    </w:p>
+    <w:p>
+      <w:pPr>
+        <w:pStyle w:val="Heading2"/>
+      </w:pPr>
+      <w:r>
         <w:t>License Information</w:t>
       </w:r>
       <w:r/>
@@ -21,7 +30,7 @@
         <w:rPr>
           <w:b/>
         </w:rPr>
-        <w:t>Study Notes (Tyndale)</w:t>
+        <w:t>Notas de Estudio (Tyndale)</w:t>
       </w:r>
       <w:r>
         <w:t xml:space="preserve"> (Spanish) is based on</w:t>
@@ -74,7 +83,7 @@
         <w:pStyle w:val="Heading1"/>
       </w:pPr>
       <w:r>
-        <w:t>Study Notes (Tyndale)</w:t>
+        <w:t>Notas de Estudio (Tyndale)</w:t>
       </w:r>
     </w:p>
     <w:p>
@@ -83,6 +92,51 @@
           <w:headerReference w:type="even" r:id="rId8"/>
           <w:headerReference w:type="default" r:id="rId9"/>
           <w:footerReference w:type="default" r:id="rId10"/>
+          <w:footnotePr>
+            <w:numRestart w:val="eachSect"/>
+          </w:footnotePr>
+          <w:type w:val="continuous"/>
+          <w:pgSz w:w="12240" w:h="15840" w:code="1"/>
+          <w:pgMar w:top="1440" w:right="1440" w:bottom="1440" w:left="1440" w:header="504" w:footer="504" w:gutter="0"/>
+          <w:cols w:space="708"/>
+          <w:titlePg/>
+          <w:docGrid w:linePitch="360"/>
+        </w:sectPr>
+      </w:pPr>
+    </w:p>
+    <w:p>
+      <w:r/>
+    </w:p>
+    <w:p>
+      <w:pPr>
+        <w:pStyle w:val="Heading2"/>
+      </w:pPr>
+      <w:r>
+        <w:t>PRO</w:t>
+      </w:r>
+      <w:r/>
+    </w:p>
+    <w:p>
+      <w:r/>
+      <w:r>
+        <w:rPr>
+          <w:i/>
+        </w:rPr>
+        <w:t>Proverbios 1:1, Proverbios 1:2–3, Proverbios 1:2–7, Proverbios 1:4, Proverbios 1:6, Proverbios 1:7, Proverbios 1:8–19, Proverbios 1:8–9.18, Proverbios 1:9, Proverbios 1:10–19, Proverbios 1:12, Proverbios 1:17–19, Proverbios 1:20–33, Proverbios 1:22, Proverbios 1:23, Proverbios 1:24–27, Proverbios 1:28, Proverbios 1:29–30, Proverbios 1:31, Proverbios 1:33, Proverbios 2:1, Proverbios 2:1–22, Proverbios 2:2–3, Proverbios 2:4, Proverbios 2:5, Proverbios 2:6, Proverbios 2:7–8, Proverbios 2:10, Proverbios 2:12–15, Proverbios 2:16, Proverbios 2:17, Proverbios 2:18–19, Proverbios 2:20–22, Proverbios 3:1, Proverbios 3:1–12, Proverbios 3:2, Proverbios 3:3, Proverbios 3:5–6, Proverbios 3:8, Proverbios 3:9–10, Proverbios 3:11–12, Proverbios 3:13, Proverbios 3:14–15, Proverbios 3:18, Proverbios 3:19–20, Proverbios 3:21–26, Proverbios 3:27–28, Proverbios 3:29, Proverbios 3:30, Proverbios 3:31–32, Proverbios 4:1, Proverbios 4:2, Proverbios 4:3, Proverbios 4:4, Proverbios 4:5, Proverbios 4:6, Proverbios 4:7–8, Proverbios 4:9, Proverbios 4:10, Proverbios 4:10–19, Proverbios 4:11–12, Proverbios 4:16, Proverbios 4:17, Proverbios 4:18–19, Proverbios 4:20–21, Proverbios 4:20–27, Proverbios 4:22, Proverbios 4:23, Proverbios 4:24, Proverbios 5:1–2, Proverbios 5:1–23, Proverbios 5:3–4, Proverbios 5:5–6, Proverbios 5:9–10, Proverbios 5:11, Proverbios 5:15–18, Proverbios 5:19, Proverbios 5:21–23, Proverbios 5:22, Proverbios 5:23, Proverbios 6:1–5, Proverbios 6:3–5, Proverbios 6:6–11, Proverbios 6:10–11, Proverbios 6:12–15, Proverbios 6:13, Proverbios 6:15, Proverbios 6:16–19, Proverbios 6:19, Proverbios 6:20–35, Proverbios 6:24–25, Proverbios 6:26, Proverbios 6:27–29, Proverbios 6:30–31, Proverbios 6:32–35, Proverbios 7:1–27, Proverbios 7:2, Proverbios 7:3, Proverbios 7:4, Proverbios 7:5, Proverbios 7:6–7, Proverbios 7:6–23, Proverbios 7:9, Proverbios 7:10, Proverbios 7:12, Proverbios 7:14, Proverbios 7:16–17, Proverbios 7:18, Proverbios 7:21–23, Proverbios 7:24–27, Proverbios 8:1–2, Proverbios 8:1–9.18, Proverbios 8:2, Proverbios 8:3, Proverbios 8:6–9, Proverbios 8:10–11, Proverbios 8:12, Proverbios 8:13, Proverbios 8:15–16, Proverbios 8:22–25, Proverbios 8:27–29, Proverbios 8:30, Proverbios 8:32–36, Proverbios 8:35–36, Proverbios 9:1, Proverbios 9:1–6, Proverbios 9:2, Proverbios 9:3, Proverbios 9:4, Proverbios 9:6, Proverbios 9:7–9, Proverbios 9:10–12, Proverbios 9:13, Proverbios 9:13–18, Proverbios 9:14, Proverbios 9:17, Proverbios 9:18, Proverbios 10:1, Proverbios 10:1–22.16, Proverbios 10:2, Proverbios 10:3, Proverbios 10:4–5, Proverbios 10:7, Proverbios 10:9, Proverbios 10:10, Proverbios 10:11, Proverbios 10:13, Proverbios 10:15, Proverbios 10:17, Proverbios 10:19, Proverbios 10:20, Proverbios 10:25, Proverbios 10:30, Proverbios 11:1, Proverbios 11:2, Proverbios 11:4, Proverbios 11:10, Proverbios 11:13, Proverbios 11:14, Proverbios 11:15, Proverbios 11:16, Proverbios 11:21, Proverbios 11:22, Proverbios 11:23, Proverbios 11:24–26, Proverbios 11:28, Proverbios 11:31, Proverbios 12:4, Proverbios 12:7, Proverbios 12:8, Proverbios 12:9, Proverbios 12:11, Proverbios 12:12, Proverbios 12:15, Proverbios 12:16, Proverbios 12:17, Proverbios 13:1, Proverbios 13:3, Proverbios 13:7, Proverbios 13:8, Proverbios 13:9, Proverbios 13:17, Proverbios 13:20, Proverbios 13:23, Proverbios 13:24, Proverbios 14:1, Proverbios 14:2, Proverbios 14:3, Proverbios 14:4, Proverbios 14:5, Proverbios 14:9, Proverbios 14:10, Proverbios 14:11, Proverbios 14:12, Proverbios 14:13, Proverbios 14:14, Proverbios 14:17, Proverbios 14:18, Proverbios 14:20, Proverbios 14:21, Proverbios 14:24, Proverbios 14:28, Proverbios 14:29, Proverbios 14:30, Proverbios 14:31, Proverbios 14:32, Proverbios 14:34, Proverbios 15:1, Proverbios 15:2, Proverbios 15:3, Proverbios 15:5, Proverbios 15:6, Proverbios 15:8, Proverbios 15:11, Proverbios 15:12, Proverbios 15:13, Proverbios 15:14, Proverbios 15:15, Proverbios 15:16, Proverbios 15:17, Proverbios 15:18, Proverbios 15:19, Proverbios 15:22, Proverbios 15:24, Proverbios 15:25, Proverbios 15:29, Proverbios 15:30, Proverbios 15:33, Proverbios 16:1, Proverbios 16:2, Proverbios 16:3, Proverbios 16:4, Proverbios 16:5, Proverbios 16:6, Proverbios 16:8, Proverbios 16:10, Proverbios 16:10–15, Proverbios 16:11, Proverbios 16:12–13, Proverbios 16:14–15, Proverbios 16:16, Proverbios 16:18, Proverbios 16:25, Proverbios 16:27–29, Proverbios 16:31, Proverbios 16:32, Proverbios 16:33, Proverbios 17:2, Proverbios 17:3, Proverbios 17:4, Proverbios 17:5, Proverbios 17:6, Proverbios 17:9, Proverbios 17:10, Proverbios 17:11, Proverbios 17:12, Proverbios 17:14, Proverbios 17:18, Proverbios 17:19, Proverbios 17:24, Proverbios 17:25, Proverbios 18:4, Proverbios 18:8, Proverbios 18:10–11, Proverbios 18:12, Proverbios 18:14, Proverbios 18:16, Proverbios 18:17, Proverbios 18:18, Proverbios 18:21, Proverbios 18:23, Proverbios 18:24, Proverbios 19:1, Proverbios 19:2, Proverbios 19:3, Proverbios 19:5, Proverbios 19:8, Proverbios 19:9, Proverbios 19:12, Proverbios 19:13–14, Proverbios 19:16, Proverbios 19:18, Proverbios 19:24, Proverbios 19:25, Proverbios 19:26, Proverbios 20:1, Proverbios 20:2, Proverbios 20:6, Proverbios 20:8, Proverbios 20:9, Proverbios 20:10, Proverbios 20:12, Proverbios 20:13, Proverbios 20:14, Proverbios 20:16, Proverbios 20:19, Proverbios 20:21, Proverbios 20:22, Proverbios 20:23, Proverbios 20:24, Proverbios 20:25, Proverbios 20:26, Proverbios 20:27, Proverbios 20:28, Proverbios 20:30, Proverbios 21:1, Proverbios 21:2, Proverbios 21:3, Proverbios 21:4, Proverbios 21:8, Proverbios 21:9, Proverbios 21:10, Proverbios 21:11, Proverbios 21:12, Proverbios 21:15, Proverbios 21:16, Proverbios 21:17, Proverbios 21:18, Proverbios 21:19, Proverbios 21:20, Proverbios 21:21, Proverbios 21:22, Proverbios 21:24, Proverbios 21:26, Proverbios 21:30–31, Proverbios 22:1, Proverbios 22:2, Proverbios 22:3, Proverbios 22:4, Proverbios 22:5, Proverbios 22:7, Proverbios 22:11, Proverbios 22:12, Proverbios 22:13, Proverbios 22:14, Proverbios 22:15, Proverbios 22:16, Proverbios 22:17–21, Proverbios 22:17–24.22, Proverbios 22:20, Proverbios 22:22–23, Proverbios 22:24–25, Proverbios 22:26–27, Proverbios 22:28, Proverbios 22:29, Proverbios 23:1–3, Proverbios 23:4–5, Proverbios 23:6–8, Proverbios 23:9, Proverbios 23:10–11, Proverbios 23:12, Proverbios 23:13–14, Proverbios 23:15–16, Proverbios 23:17–18, Proverbios 23:19–21, Proverbios 23:22–25, Proverbios 23:26–28, Proverbios 23:29–35, Proverbios 24:1–2, Proverbios 24:3–4, Proverbios 24:5–6, Proverbios 24:7, Proverbios 24:8–9, Proverbios 24:10, Proverbios 24:11–12, Proverbios 24:13–14, Proverbios 24:15–16, Proverbios 24:17–18, Proverbios 24:19–20, Proverbios 24:21–22, Proverbios 24:23–25, Proverbios 24:23–34, Proverbios 24:26, Proverbios 24:27, Proverbios 24:28–29, Proverbios 24:30–34, Proverbios 24:33–34, Proverbios 25:1–29.27, Proverbios 25:2–3, Proverbios 25:4–5, Proverbios 25:6–7, Proverbios 25:7, Proverbios 25:9–10, Proverbios 25:11–12, Proverbios 25:13, Proverbios 25:14, Proverbios 25:16–17, Proverbios 25:18, Proverbios 25:21–22, Proverbios 25:24, Proverbios 25:26, Proverbios 25:27–28, Proverbios 26:1, Proverbios 26:2, Proverbios 26:3, Proverbios 26:4–5, Proverbios 26:7, Proverbios 26:9, Proverbios 26:10, Proverbios 26:11, Proverbios 26:12, Proverbios 26:13–16, Proverbios 26:15, Proverbios 26:17, Proverbios 26:18–19, Proverbios 26:20–21, Proverbios 26:22, Proverbios 26:23–26, Proverbios 26:27, Proverbios 27:1, Proverbios 27:2, Proverbios 27:3, Proverbios 27:4, Proverbios 27:5, Proverbios 27:6, Proverbios 27:7, Proverbios 27:8, Proverbios 27:9, Proverbios 27:10, Proverbios 27:11, Proverbios 27:12, Proverbios 27:13, Proverbios 27:14, Proverbios 27:15, Proverbios 27:17, Proverbios 27:18, Proverbios 27:20, Proverbios 27:21, Proverbios 27:22, Proverbios 27:23–27, Proverbios 28:1, Proverbios 28:2, Proverbios 28:4, Proverbios 28:5, Proverbios 28:6, Proverbios 28:7, Proverbios 28:8, Proverbios 28:9, Proverbios 28:12, Proverbios 28:13, Proverbios 28:15, Proverbios 28:17, Proverbios 28:19, Proverbios 28:20, Proverbios 28:21, Proverbios 28:23, Proverbios 28:24, Proverbios 28:25, Proverbios 28:26, Proverbios 28:28, Proverbios 29:3, Proverbios 29:4, Proverbios 29:5, Proverbios 29:11, Proverbios 29:13, Proverbios 29:15, Proverbios 29:18, Proverbios 29:19, Proverbios 29:23, Proverbios 29:24, Proverbios 29:25, Proverbios 30:1, Proverbios 30:1–3, Proverbios 30:4–6, Proverbios 30:7–9, Proverbios 30:11–14, Proverbios 30:15–16, Proverbios 30:17, Proverbios 30:18–19, Proverbios 30:20, Proverbios 30:21–23, Proverbios 30:24–28, Proverbios 31:1–9, Proverbios 31:2–3, Proverbios 31:4–7, Proverbios 31:8–9, Proverbios 31:10–12, Proverbios 31:10–31, Proverbios 31:13–15, Proverbios 31:16–18, Proverbios 31:19–21, Proverbios 31:22–24, Proverbios 31:25–27, Proverbios 31:28–29, Proverbios 31:30–31</w:t>
+      </w:r>
+      <w:r/>
+    </w:p>
+    <w:p>
+      <w:r/>
+      <w:r>
+        <w:t xml:space="preserve"> </w:t>
+      </w:r>
+      <w:r/>
+      <w:r/>
+    </w:p>
+    <w:p>
+      <w:pPr>
+        <w:sectPr>
           <w:footnotePr>
             <w:numRestart w:val="eachSect"/>
           </w:footnotePr>

--- a/spa/docx/20.content.docx
+++ b/spa/docx/20.content.docx
@@ -163,13 +163,6 @@
         <w:rPr>
           <w:lang w:val="es_ES" w:bidi="es_ES"/>
         </w:rPr>
-      </w:r>
-      <w:r>
-        <w:rPr>
-          <w:i/>
-          <w:lang w:val="es_ES" w:bidi="es_ES"/>
-        </w:rPr>
-        <w:t>Proverbios 1:1, Proverbios 1:2–3, Proverbios 1:2–7, Proverbios 1:4, Proverbios 1:6, Proverbios 1:7, Proverbios 1:8–19, Proverbios 1:8–9.18, Proverbios 1:9, Proverbios 1:10–19, Proverbios 1:12, Proverbios 1:17–19, Proverbios 1:20–33, Proverbios 1:22, Proverbios 1:23, Proverbios 1:24–27, Proverbios 1:28, Proverbios 1:29–30, Proverbios 1:31, Proverbios 1:33, Proverbios 2:1, Proverbios 2:1–22, Proverbios 2:2–3, Proverbios 2:4, Proverbios 2:5, Proverbios 2:6, Proverbios 2:7–8, Proverbios 2:10, Proverbios 2:12–15, Proverbios 2:16, Proverbios 2:17, Proverbios 2:18–19, Proverbios 2:20–22, Proverbios 3:1, Proverbios 3:1–12, Proverbios 3:2, Proverbios 3:3, Proverbios 3:5–6, Proverbios 3:8, Proverbios 3:9–10, Proverbios 3:11–12, Proverbios 3:13, Proverbios 3:14–15, Proverbios 3:18, Proverbios 3:19–20, Proverbios 3:21–26, Proverbios 3:27–28, Proverbios 3:29, Proverbios 3:30, Proverbios 3:31–32, Proverbios 4:1, Proverbios 4:2, Proverbios 4:3, Proverbios 4:4, Proverbios 4:5, Proverbios 4:6, Proverbios 4:7–8, Proverbios 4:9, Proverbios 4:10, Proverbios 4:10–19, Proverbios 4:11–12, Proverbios 4:16, Proverbios 4:17, Proverbios 4:18–19, Proverbios 4:20–21, Proverbios 4:20–27, Proverbios 4:22, Proverbios 4:23, Proverbios 4:24, Proverbios 5:1–2, Proverbios 5:1–23, Proverbios 5:3–4, Proverbios 5:5–6, Proverbios 5:9–10, Proverbios 5:11, Proverbios 5:15–18, Proverbios 5:19, Proverbios 5:21–23, Proverbios 5:22, Proverbios 5:23, Proverbios 6:1–5, Proverbios 6:3–5, Proverbios 6:6–11, Proverbios 6:10–11, Proverbios 6:12–15, Proverbios 6:13, Proverbios 6:15, Proverbios 6:16–19, Proverbios 6:19, Proverbios 6:20–35, Proverbios 6:24–25, Proverbios 6:26, Proverbios 6:27–29, Proverbios 6:30–31, Proverbios 6:32–35, Proverbios 7:1–27, Proverbios 7:2, Proverbios 7:3, Proverbios 7:4, Proverbios 7:5, Proverbios 7:6–7, Proverbios 7:6–23, Proverbios 7:9, Proverbios 7:10, Proverbios 7:12, Proverbios 7:14, Proverbios 7:16–17, Proverbios 7:18, Proverbios 7:21–23, Proverbios 7:24–27, Proverbios 8:1–2, Proverbios 8:1–9.18, Proverbios 8:2, Proverbios 8:3, Proverbios 8:6–9, Proverbios 8:10–11, Proverbios 8:12, Proverbios 8:13, Proverbios 8:15–16, Proverbios 8:22–25, Proverbios 8:27–29, Proverbios 8:30, Proverbios 8:32–36, Proverbios 8:35–36, Proverbios 9:1, Proverbios 9:1–6, Proverbios 9:2, Proverbios 9:3, Proverbios 9:4, Proverbios 9:6, Proverbios 9:7–9, Proverbios 9:10–12, Proverbios 9:13, Proverbios 9:13–18, Proverbios 9:14, Proverbios 9:17, Proverbios 9:18, Proverbios 10:1, Proverbios 10:1–22.16, Proverbios 10:2, Proverbios 10:3, Proverbios 10:4–5, Proverbios 10:7, Proverbios 10:9, Proverbios 10:10, Proverbios 10:11, Proverbios 10:13, Proverbios 10:15, Proverbios 10:17, Proverbios 10:19, Proverbios 10:20, Proverbios 10:25, Proverbios 10:30, Proverbios 11:1, Proverbios 11:2, Proverbios 11:4, Proverbios 11:10, Proverbios 11:13, Proverbios 11:14, Proverbios 11:15, Proverbios 11:16, Proverbios 11:21, Proverbios 11:22, Proverbios 11:23, Proverbios 11:24–26, Proverbios 11:28, Proverbios 11:31, Proverbios 12:4, Proverbios 12:7, Proverbios 12:8, Proverbios 12:9, Proverbios 12:11, Proverbios 12:12, Proverbios 12:15, Proverbios 12:16, Proverbios 12:17, Proverbios 13:1, Proverbios 13:3, Proverbios 13:7, Proverbios 13:8, Proverbios 13:9, Proverbios 13:17, Proverbios 13:20, Proverbios 13:23, Proverbios 13:24, Proverbios 14:1, Proverbios 14:2, Proverbios 14:3, Proverbios 14:4, Proverbios 14:5, Proverbios 14:9, Proverbios 14:10, Proverbios 14:11, Proverbios 14:12, Proverbios 14:13, Proverbios 14:14, Proverbios 14:17, Proverbios 14:18, Proverbios 14:20, Proverbios 14:21, Proverbios 14:24, Proverbios 14:28, Proverbios 14:29, Proverbios 14:30, Proverbios 14:31, Proverbios 14:32, Proverbios 14:34, Proverbios 15:1, Proverbios 15:2, Proverbios 15:3, Proverbios 15:5, Proverbios 15:6, Proverbios 15:8, Proverbios 15:11, Proverbios 15:12, Proverbios 15:13, Proverbios 15:14, Proverbios 15:15, Proverbios 15:16, Proverbios 15:17, Proverbios 15:18, Proverbios 15:19, Proverbios 15:22, Proverbios 15:24, Proverbios 15:25, Proverbios 15:29, Proverbios 15:30, Proverbios 15:33, Proverbios 16:1, Proverbios 16:2, Proverbios 16:3, Proverbios 16:4, Proverbios 16:5, Proverbios 16:6, Proverbios 16:8, Proverbios 16:10, Proverbios 16:10–15, Proverbios 16:11, Proverbios 16:12–13, Proverbios 16:14–15, Proverbios 16:16, Proverbios 16:18, Proverbios 16:25, Proverbios 16:27–29, Proverbios 16:31, Proverbios 16:32, Proverbios 16:33, Proverbios 17:2, Proverbios 17:3, Proverbios 17:4, Proverbios 17:5, Proverbios 17:6, Proverbios 17:9, Proverbios 17:10, Proverbios 17:11, Proverbios 17:12, Proverbios 17:14, Proverbios 17:18, Proverbios 17:19, Proverbios 17:24, Proverbios 17:25, Proverbios 18:4, Proverbios 18:8, Proverbios 18:10–11, Proverbios 18:12, Proverbios 18:14, Proverbios 18:16, Proverbios 18:17, Proverbios 18:18, Proverbios 18:21, Proverbios 18:23, Proverbios 18:24, Proverbios 19:1, Proverbios 19:2, Proverbios 19:3, Proverbios 19:5, Proverbios 19:8, Proverbios 19:9, Proverbios 19:12, Proverbios 19:13–14, Proverbios 19:16, Proverbios 19:18, Proverbios 19:24, Proverbios 19:25, Proverbios 19:26, Proverbios 20:1, Proverbios 20:2, Proverbios 20:6, Proverbios 20:8, Proverbios 20:9, Proverbios 20:10, Proverbios 20:12, Proverbios 20:13, Proverbios 20:14, Proverbios 20:16, Proverbios 20:19, Proverbios 20:21, Proverbios 20:22, Proverbios 20:23, Proverbios 20:24, Proverbios 20:25, Proverbios 20:26, Proverbios 20:27, Proverbios 20:28, Proverbios 20:30, Proverbios 21:1, Proverbios 21:2, Proverbios 21:3, Proverbios 21:4, Proverbios 21:8, Proverbios 21:9, Proverbios 21:10, Proverbios 21:11, Proverbios 21:12, Proverbios 21:15, Proverbios 21:16, Proverbios 21:17, Proverbios 21:18, Proverbios 21:19, Proverbios 21:20, Proverbios 21:21, Proverbios 21:22, Proverbios 21:24, Proverbios 21:26, Proverbios 21:30–31, Proverbios 22:1, Proverbios 22:2, Proverbios 22:3, Proverbios 22:4, Proverbios 22:5, Proverbios 22:7, Proverbios 22:11, Proverbios 22:12, Proverbios 22:13, Proverbios 22:14, Proverbios 22:15, Proverbios 22:16, Proverbios 22:17–21, Proverbios 22:17–24.22, Proverbios 22:20, Proverbios 22:22–23, Proverbios 22:24–25, Proverbios 22:26–27, Proverbios 22:28, Proverbios 22:29, Proverbios 23:1–3, Proverbios 23:4–5, Proverbios 23:6–8, Proverbios 23:9, Proverbios 23:10–11, Proverbios 23:12, Proverbios 23:13–14, Proverbios 23:15–16, Proverbios 23:17–18, Proverbios 23:19–21, Proverbios 23:22–25, Proverbios 23:26–28, Proverbios 23:29–35, Proverbios 24:1–2, Proverbios 24:3–4, Proverbios 24:5–6, Proverbios 24:7, Proverbios 24:8–9, Proverbios 24:10, Proverbios 24:11–12, Proverbios 24:13–14, Proverbios 24:15–16, Proverbios 24:17–18, Proverbios 24:19–20, Proverbios 24:21–22, Proverbios 24:23–25, Proverbios 24:23–34, Proverbios 24:26, Proverbios 24:27, Proverbios 24:28–29, Proverbios 24:30–34, Proverbios 24:33–34, Proverbios 25:1–29.27, Proverbios 25:2–3, Proverbios 25:4–5, Proverbios 25:6–7, Proverbios 25:7, Proverbios 25:9–10, Proverbios 25:11–12, Proverbios 25:13, Proverbios 25:14, Proverbios 25:16–17, Proverbios 25:18, Proverbios 25:21–22, Proverbios 25:24, Proverbios 25:26, Proverbios 25:27–28, Proverbios 26:1, Proverbios 26:2, Proverbios 26:3, Proverbios 26:4–5, Proverbios 26:7, Proverbios 26:9, Proverbios 26:10, Proverbios 26:11, Proverbios 26:12, Proverbios 26:13–16, Proverbios 26:15, Proverbios 26:17, Proverbios 26:18–19, Proverbios 26:20–21, Proverbios 26:22, Proverbios 26:23–26, Proverbios 26:27, Proverbios 27:1, Proverbios 27:2, Proverbios 27:3, Proverbios 27:4, Proverbios 27:5, Proverbios 27:6, Proverbios 27:7, Proverbios 27:8, Proverbios 27:9, Proverbios 27:10, Proverbios 27:11, Proverbios 27:12, Proverbios 27:13, Proverbios 27:14, Proverbios 27:15, Proverbios 27:17, Proverbios 27:18, Proverbios 27:20, Proverbios 27:21, Proverbios 27:22, Proverbios 27:23–27, Proverbios 28:1, Proverbios 28:2, Proverbios 28:4, Proverbios 28:5, Proverbios 28:6, Proverbios 28:7, Proverbios 28:8, Proverbios 28:9, Proverbios 28:12, Proverbios 28:13, Proverbios 28:15, Proverbios 28:17, Proverbios 28:19, Proverbios 28:20, Proverbios 28:21, Proverbios 28:23, Proverbios 28:24, Proverbios 28:25, Proverbios 28:26, Proverbios 28:28, Proverbios 29:3, Proverbios 29:4, Proverbios 29:5, Proverbios 29:11, Proverbios 29:13, Proverbios 29:15, Proverbios 29:18, Proverbios 29:19, Proverbios 29:23, Proverbios 29:24, Proverbios 29:25, Proverbios 30:1, Proverbios 30:1–3, Proverbios 30:4–6, Proverbios 30:7–9, Proverbios 30:11–14, Proverbios 30:15–16, Proverbios 30:17, Proverbios 30:18–19, Proverbios 30:20, Proverbios 30:21–23, Proverbios 30:24–28, Proverbios 31:1–9, Proverbios 31:2–3, Proverbios 31:4–7, Proverbios 31:8–9, Proverbios 31:10–12, Proverbios 31:10–31, Proverbios 31:13–15, Proverbios 31:16–18, Proverbios 31:19–21, Proverbios 31:22–24, Proverbios 31:25–27, Proverbios 31:28–29, Proverbios 31:30–31</w:t>
       </w:r>
       <w:r>
         <w:rPr>

--- a/spa/docx/20.content.docx
+++ b/spa/docx/20.content.docx
@@ -150,19 +150,6 @@
           <w:lang w:val="es_ES" w:bidi="es_ES"/>
         </w:rPr>
         <w:t>PRO</w:t>
-      </w:r>
-      <w:r>
-        <w:rPr>
-          <w:lang w:val="es_ES" w:bidi="es_ES"/>
-        </w:rPr>
-      </w:r>
-    </w:p>
-    <w:p>
-      <w:pPr/>
-      <w:r>
-        <w:rPr>
-          <w:lang w:val="es_ES" w:bidi="es_ES"/>
-        </w:rPr>
       </w:r>
       <w:r>
         <w:rPr>

--- a/spa/docx/20.content.docx
+++ b/spa/docx/20.content.docx
@@ -19,7 +19,7 @@
         <w:rPr>
           <w:lang w:val="es_ES" w:bidi="es_ES"/>
         </w:rPr>
-        <w:t>Resource: Notas de Estudio (Tyndale)</w:t>
+        <w:t>Resource: Tyndale Open Study Notes</w:t>
       </w:r>
       <w:r>
         <w:rPr>
@@ -112,7 +112,7 @@
         <w:rPr>
           <w:lang w:val="es_ES" w:bidi="es_ES"/>
         </w:rPr>
-        <w:t>Notas de Estudio (Tyndale)</w:t>
+        <w:t>Tyndale Open Study Notes</w:t>
       </w:r>
     </w:p>
     <w:p>

--- a/spa/docx/20.content.docx
+++ b/spa/docx/20.content.docx
@@ -19,7 +19,7 @@
         <w:rPr>
           <w:lang w:val="es_ES" w:bidi="es_ES"/>
         </w:rPr>
-        <w:t>Resource: Tyndale Open Study Notes</w:t>
+        <w:t>Resource: Aquifer Open Study Notes</w:t>
       </w:r>
       <w:r>
         <w:rPr>
@@ -112,7 +112,7 @@
         <w:rPr>
           <w:lang w:val="es_ES" w:bidi="es_ES"/>
         </w:rPr>
-        <w:t>Tyndale Open Study Notes</w:t>
+        <w:t>Aquifer Open Study Notes</w:t>
       </w:r>
     </w:p>
     <w:p>
